--- a/Multi_Cloud_Research_Paper_Final.docx
+++ b/Multi_Cloud_Research_Paper_Final.docx
@@ -4546,6 +4546,144 @@
                 <w:sz w:val="18"/>
                 <w:szCs w:val="18"/>
               </w:rPr>
+              <w:t>t</w:t>
+            </w:r>
+            <w:proofErr w:type="gramStart"/>
+            <w:r>
+              <w:rPr>
+                <w:rFonts w:ascii="Courier New" w:eastAsia="Courier New" w:hAnsi="Courier New" w:cs="Courier New"/>
+                <w:color w:val="000000"/>
+                <w:sz w:val="18"/>
+                <w:szCs w:val="18"/>
+              </w:rPr>
+              <w:t>3.medium</w:t>
+            </w:r>
+            <w:proofErr w:type="gramEnd"/>
+          </w:p>
+        </w:tc>
+      </w:tr>
+      <w:tr>
+        <w:trPr>
+          <w:trHeight w:val="296"/>
+        </w:trPr>
+        <w:tc>
+          <w:tcPr>
+            <w:tcW w:w="2245" w:type="dxa"/>
+          </w:tcPr>
+          <w:p>
+            <w:pPr>
+              <w:pBdr>
+                <w:top w:val="nil"/>
+                <w:left w:val="nil"/>
+                <w:bottom w:val="nil"/>
+                <w:right w:val="nil"/>
+                <w:between w:val="nil"/>
+              </w:pBdr>
+              <w:spacing w:line="184" w:lineRule="auto"/>
+              <w:ind w:left="118"/>
+              <w:rPr>
+                <w:color w:val="000000"/>
+                <w:sz w:val="18"/>
+                <w:szCs w:val="18"/>
+              </w:rPr>
+            </w:pPr>
+            <w:r>
+              <w:rPr>
+                <w:color w:val="000000"/>
+                <w:sz w:val="18"/>
+                <w:szCs w:val="18"/>
+              </w:rPr>
+              <w:t>Burst Workload Compute</w:t>
+            </w:r>
+          </w:p>
+        </w:tc>
+        <w:tc>
+          <w:tcPr>
+            <w:tcW w:w="2426" w:type="dxa"/>
+          </w:tcPr>
+          <w:p>
+            <w:pPr>
+              <w:pBdr>
+                <w:top w:val="nil"/>
+                <w:left w:val="nil"/>
+                <w:bottom w:val="nil"/>
+                <w:right w:val="nil"/>
+                <w:between w:val="nil"/>
+              </w:pBdr>
+              <w:spacing w:line="187" w:lineRule="auto"/>
+              <w:ind w:left="118"/>
+              <w:rPr>
+                <w:rFonts w:ascii="Courier New" w:eastAsia="Courier New" w:hAnsi="Courier New" w:cs="Courier New"/>
+                <w:color w:val="000000"/>
+                <w:sz w:val="18"/>
+                <w:szCs w:val="18"/>
+              </w:rPr>
+            </w:pPr>
+            <w:r>
+              <w:rPr>
+                <w:rFonts w:ascii="Courier New" w:eastAsia="Courier New" w:hAnsi="Courier New" w:cs="Courier New"/>
+                <w:color w:val="000000"/>
+                <w:sz w:val="18"/>
+                <w:szCs w:val="18"/>
+              </w:rPr>
+              <w:t>burst-vm-v1</w:t>
+            </w:r>
+          </w:p>
+        </w:tc>
+        <w:tc>
+          <w:tcPr>
+            <w:tcW w:w="2824" w:type="dxa"/>
+          </w:tcPr>
+          <w:p>
+            <w:pPr>
+              <w:pBdr>
+                <w:top w:val="nil"/>
+                <w:left w:val="nil"/>
+                <w:bottom w:val="nil"/>
+                <w:right w:val="nil"/>
+                <w:between w:val="nil"/>
+              </w:pBdr>
+              <w:spacing w:line="187" w:lineRule="auto"/>
+              <w:ind w:left="117"/>
+              <w:rPr>
+                <w:rFonts w:ascii="Courier New" w:eastAsia="Courier New" w:hAnsi="Courier New" w:cs="Courier New"/>
+                <w:color w:val="000000"/>
+                <w:sz w:val="18"/>
+                <w:szCs w:val="18"/>
+              </w:rPr>
+            </w:pPr>
+            <w:r>
+              <w:rPr>
+                <w:color w:val="000000"/>
+                <w:sz w:val="18"/>
+                <w:szCs w:val="18"/>
+              </w:rPr>
+              <w:t xml:space="preserve">EC2 </w:t>
+            </w:r>
+            <w:r>
+              <w:rPr>
+                <w:rFonts w:ascii="Courier New" w:eastAsia="Courier New" w:hAnsi="Courier New" w:cs="Courier New"/>
+                <w:color w:val="000000"/>
+                <w:sz w:val="18"/>
+                <w:szCs w:val="18"/>
+              </w:rPr>
+              <w:t>t3.small</w:t>
+            </w:r>
+            <w:r>
+              <w:rPr>
+                <w:color w:val="000000"/>
+                <w:sz w:val="18"/>
+                <w:szCs w:val="18"/>
+              </w:rPr>
+              <w:t>/</w:t>
+            </w:r>
+            <w:r>
+              <w:rPr>
+                <w:rFonts w:ascii="Courier New" w:eastAsia="Courier New" w:hAnsi="Courier New" w:cs="Courier New"/>
+                <w:color w:val="000000"/>
+                <w:sz w:val="18"/>
+                <w:szCs w:val="18"/>
+              </w:rPr>
               <w:t>t3.medium</w:t>
             </w:r>
           </w:p>
@@ -4582,133 +4720,6 @@
                 <w:sz w:val="18"/>
                 <w:szCs w:val="18"/>
               </w:rPr>
-              <w:t>Burst Workload Compute</w:t>
-            </w:r>
-          </w:p>
-        </w:tc>
-        <w:tc>
-          <w:tcPr>
-            <w:tcW w:w="2426" w:type="dxa"/>
-          </w:tcPr>
-          <w:p>
-            <w:pPr>
-              <w:pBdr>
-                <w:top w:val="nil"/>
-                <w:left w:val="nil"/>
-                <w:bottom w:val="nil"/>
-                <w:right w:val="nil"/>
-                <w:between w:val="nil"/>
-              </w:pBdr>
-              <w:spacing w:line="187" w:lineRule="auto"/>
-              <w:ind w:left="118"/>
-              <w:rPr>
-                <w:rFonts w:ascii="Courier New" w:eastAsia="Courier New" w:hAnsi="Courier New" w:cs="Courier New"/>
-                <w:color w:val="000000"/>
-                <w:sz w:val="18"/>
-                <w:szCs w:val="18"/>
-              </w:rPr>
-            </w:pPr>
-            <w:r>
-              <w:rPr>
-                <w:rFonts w:ascii="Courier New" w:eastAsia="Courier New" w:hAnsi="Courier New" w:cs="Courier New"/>
-                <w:color w:val="000000"/>
-                <w:sz w:val="18"/>
-                <w:szCs w:val="18"/>
-              </w:rPr>
-              <w:t>burst-vm-v1</w:t>
-            </w:r>
-          </w:p>
-        </w:tc>
-        <w:tc>
-          <w:tcPr>
-            <w:tcW w:w="2824" w:type="dxa"/>
-          </w:tcPr>
-          <w:p>
-            <w:pPr>
-              <w:pBdr>
-                <w:top w:val="nil"/>
-                <w:left w:val="nil"/>
-                <w:bottom w:val="nil"/>
-                <w:right w:val="nil"/>
-                <w:between w:val="nil"/>
-              </w:pBdr>
-              <w:spacing w:line="187" w:lineRule="auto"/>
-              <w:ind w:left="117"/>
-              <w:rPr>
-                <w:rFonts w:ascii="Courier New" w:eastAsia="Courier New" w:hAnsi="Courier New" w:cs="Courier New"/>
-                <w:color w:val="000000"/>
-                <w:sz w:val="18"/>
-                <w:szCs w:val="18"/>
-              </w:rPr>
-            </w:pPr>
-            <w:r>
-              <w:rPr>
-                <w:color w:val="000000"/>
-                <w:sz w:val="18"/>
-                <w:szCs w:val="18"/>
-              </w:rPr>
-              <w:t xml:space="preserve">EC2 </w:t>
-            </w:r>
-            <w:r>
-              <w:rPr>
-                <w:rFonts w:ascii="Courier New" w:eastAsia="Courier New" w:hAnsi="Courier New" w:cs="Courier New"/>
-                <w:color w:val="000000"/>
-                <w:sz w:val="18"/>
-                <w:szCs w:val="18"/>
-              </w:rPr>
-              <w:t>t3.small</w:t>
-            </w:r>
-            <w:r>
-              <w:rPr>
-                <w:color w:val="000000"/>
-                <w:sz w:val="18"/>
-                <w:szCs w:val="18"/>
-              </w:rPr>
-              <w:t>/</w:t>
-            </w:r>
-            <w:r>
-              <w:rPr>
-                <w:rFonts w:ascii="Courier New" w:eastAsia="Courier New" w:hAnsi="Courier New" w:cs="Courier New"/>
-                <w:color w:val="000000"/>
-                <w:sz w:val="18"/>
-                <w:szCs w:val="18"/>
-              </w:rPr>
-              <w:t>t3.medium</w:t>
-            </w:r>
-          </w:p>
-        </w:tc>
-      </w:tr>
-      <w:tr>
-        <w:trPr>
-          <w:trHeight w:val="296"/>
-        </w:trPr>
-        <w:tc>
-          <w:tcPr>
-            <w:tcW w:w="2245" w:type="dxa"/>
-          </w:tcPr>
-          <w:p>
-            <w:pPr>
-              <w:pBdr>
-                <w:top w:val="nil"/>
-                <w:left w:val="nil"/>
-                <w:bottom w:val="nil"/>
-                <w:right w:val="nil"/>
-                <w:between w:val="nil"/>
-              </w:pBdr>
-              <w:spacing w:line="184" w:lineRule="auto"/>
-              <w:ind w:left="118"/>
-              <w:rPr>
-                <w:color w:val="000000"/>
-                <w:sz w:val="18"/>
-                <w:szCs w:val="18"/>
-              </w:rPr>
-            </w:pPr>
-            <w:r>
-              <w:rPr>
-                <w:color w:val="000000"/>
-                <w:sz w:val="18"/>
-                <w:szCs w:val="18"/>
-              </w:rPr>
               <w:t>Object Storage</w:t>
             </w:r>
           </w:p>
@@ -5019,7 +5030,21 @@
         <w:rPr>
           <w:color w:val="000000"/>
         </w:rPr>
-        <w:t>The implementation of Nebula is designed as an AWS-focused orchestration stack that translates user intent into reproducible infrastructure actions. The implementation objective is not only feature delivery, but operational determinism: identical inputs should result in predictable execution paths, auditable state transitions, and observable outcomes.</w:t>
+        <w:t xml:space="preserve">The implementation of Nebula is designed as an AWS-focused orchestration stack that translates user intent into reproducible infrastructure actions. The implementation objective is not only </w:t>
+      </w:r>
+      <w:proofErr w:type="gramStart"/>
+      <w:r>
+        <w:rPr>
+          <w:color w:val="000000"/>
+        </w:rPr>
+        <w:t>feature</w:t>
+      </w:r>
+      <w:proofErr w:type="gramEnd"/>
+      <w:r>
+        <w:rPr>
+          <w:color w:val="000000"/>
+        </w:rPr>
+        <w:t xml:space="preserve"> delivery, but operational determinism: identical inputs should result in predictable execution paths, auditable state transitions, and observable outcomes.</w:t>
       </w:r>
     </w:p>
     <w:p>
@@ -11154,19 +11179,10 @@
     </w:p>
     <w:p>
       <w:pPr>
-        <w:ind w:left="243" w:right="243"/>
-        <w:jc w:val="center"/>
-        <w:rPr>
-          <w:sz w:val="18"/>
-          <w:szCs w:val="18"/>
-        </w:rPr>
-      </w:pPr>
-    </w:p>
-    <w:p>
-      <w:pPr>
+        <w:pStyle w:val="ListParagraph"/>
         <w:numPr>
           <w:ilvl w:val="0"/>
-          <w:numId w:val="11"/>
+          <w:numId w:val="4"/>
         </w:numPr>
         <w:pBdr>
           <w:top w:val="nil"/>
@@ -11179,7 +11195,6 @@
           <w:tab w:val="left" w:pos="556"/>
         </w:tabs>
         <w:spacing w:before="83"/>
-        <w:ind w:left="478"/>
         <w:jc w:val="both"/>
         <w:rPr>
           <w:color w:val="000000"/>
@@ -14511,7 +14526,7 @@
       <w:pPr>
         <w:numPr>
           <w:ilvl w:val="0"/>
-          <w:numId w:val="11"/>
+          <w:numId w:val="4"/>
         </w:numPr>
         <w:pBdr>
           <w:top w:val="nil"/>
@@ -14598,7 +14613,7 @@
       <w:pPr>
         <w:numPr>
           <w:ilvl w:val="0"/>
-          <w:numId w:val="11"/>
+          <w:numId w:val="4"/>
         </w:numPr>
         <w:pBdr>
           <w:top w:val="nil"/>
@@ -14696,7 +14711,7 @@
       <w:pPr>
         <w:numPr>
           <w:ilvl w:val="0"/>
-          <w:numId w:val="11"/>
+          <w:numId w:val="4"/>
         </w:numPr>
         <w:pBdr>
           <w:top w:val="nil"/>
@@ -16695,23 +16710,6 @@
         </w:rPr>
         <w:t>. Code Trace from UI to AWS Provisioning</w:t>
       </w:r>
-    </w:p>
-    <w:p>
-      <w:pPr>
-        <w:pBdr>
-          <w:top w:val="nil"/>
-          <w:left w:val="nil"/>
-          <w:bottom w:val="nil"/>
-          <w:right w:val="nil"/>
-          <w:between w:val="nil"/>
-        </w:pBdr>
-        <w:spacing w:before="153"/>
-        <w:rPr>
-          <w:color w:val="000000"/>
-          <w:sz w:val="14"/>
-          <w:szCs w:val="14"/>
-        </w:rPr>
-      </w:pPr>
       <w:bookmarkStart w:id="49" w:name="_heading=h.n3l66oj7ytms" w:colFirst="0" w:colLast="0"/>
       <w:bookmarkEnd w:id="49"/>
     </w:p>
@@ -17053,14 +17051,7 @@
         <w:rPr>
           <w:color w:val="000000"/>
         </w:rPr>
-        <w:t xml:space="preserve"> rotation policy, worker-level monitoring, and backup strategy for persistent stores. The current implementation </w:t>
-      </w:r>
-      <w:r>
-        <w:rPr>
-          <w:color w:val="000000"/>
-        </w:rPr>
-        <w:lastRenderedPageBreak/>
-        <w:t>already establishes a base for these controls through modular service boundaries and explicit task routing.</w:t>
+        <w:t xml:space="preserve"> rotation policy, worker-level monitoring, and backup strategy for persistent stores. The current implementation already establishes a base for these controls through modular service boundaries and explicit task routing.</w:t>
       </w:r>
     </w:p>
     <w:p>
@@ -17096,6 +17087,7 @@
           <w:iCs/>
           <w:color w:val="000000"/>
         </w:rPr>
+        <w:lastRenderedPageBreak/>
         <w:t>Scalability Direction</w:t>
       </w:r>
     </w:p>
@@ -17773,6 +17765,169 @@
         <w:ind w:left="243" w:right="243"/>
         <w:jc w:val="center"/>
         <w:rPr>
+          <w:smallCaps/>
+          <w:color w:val="000000"/>
+        </w:rPr>
+      </w:pPr>
+    </w:p>
+    <w:p>
+      <w:pPr>
+        <w:pBdr>
+          <w:top w:val="nil"/>
+          <w:left w:val="nil"/>
+          <w:bottom w:val="nil"/>
+          <w:right w:val="nil"/>
+          <w:between w:val="nil"/>
+        </w:pBdr>
+        <w:spacing w:before="150"/>
+        <w:ind w:left="243" w:right="243"/>
+        <w:jc w:val="center"/>
+        <w:rPr>
+          <w:smallCaps/>
+          <w:color w:val="000000"/>
+        </w:rPr>
+      </w:pPr>
+      <w:r>
+        <w:rPr>
+          <w:smallCaps/>
+          <w:color w:val="000000"/>
+        </w:rPr>
+        <w:lastRenderedPageBreak/>
+        <w:t>d</w:t>
+      </w:r>
+      <w:r>
+        <w:rPr>
+          <w:smallCaps/>
+          <w:color w:val="000000"/>
+        </w:rPr>
+        <w:t>e</w:t>
+      </w:r>
+      <w:r>
+        <w:rPr>
+          <w:smallCaps/>
+          <w:color w:val="000000"/>
+        </w:rPr>
+        <w:t>clarations</w:t>
+      </w:r>
+    </w:p>
+    <w:p>
+      <w:pPr>
+        <w:pBdr>
+          <w:top w:val="nil"/>
+          <w:left w:val="nil"/>
+          <w:bottom w:val="nil"/>
+          <w:right w:val="nil"/>
+          <w:between w:val="nil"/>
+        </w:pBdr>
+        <w:spacing w:before="150"/>
+        <w:ind w:left="243" w:right="243"/>
+        <w:rPr>
+          <w:b/>
+          <w:bCs/>
+          <w:color w:val="000000"/>
+          <w:lang w:val="en-IN"/>
+        </w:rPr>
+      </w:pPr>
+      <w:r>
+        <w:rPr>
+          <w:b/>
+          <w:bCs/>
+          <w:color w:val="000000"/>
+          <w:lang w:val="en-IN"/>
+        </w:rPr>
+        <w:t>Conflicts of Interest:</w:t>
+      </w:r>
+    </w:p>
+    <w:p>
+      <w:pPr>
+        <w:pBdr>
+          <w:top w:val="nil"/>
+          <w:left w:val="nil"/>
+          <w:bottom w:val="nil"/>
+          <w:right w:val="nil"/>
+          <w:between w:val="nil"/>
+        </w:pBdr>
+        <w:spacing w:before="150"/>
+        <w:ind w:left="243" w:right="243"/>
+        <w:rPr>
+          <w:color w:val="000000"/>
+          <w:lang w:val="en-IN"/>
+        </w:rPr>
+      </w:pPr>
+      <w:r>
+        <w:rPr>
+          <w:color w:val="000000"/>
+          <w:lang w:val="en-IN"/>
+        </w:rPr>
+        <w:t>All authors declare that they have no conflicts of interest.</w:t>
+      </w:r>
+    </w:p>
+    <w:p>
+      <w:pPr>
+        <w:pBdr>
+          <w:top w:val="nil"/>
+          <w:left w:val="nil"/>
+          <w:bottom w:val="nil"/>
+          <w:right w:val="nil"/>
+          <w:between w:val="nil"/>
+        </w:pBdr>
+        <w:spacing w:before="150"/>
+        <w:ind w:left="243" w:right="243"/>
+        <w:rPr>
+          <w:b/>
+          <w:bCs/>
+          <w:color w:val="000000"/>
+          <w:lang w:val="en-IN"/>
+        </w:rPr>
+      </w:pPr>
+      <w:r>
+        <w:rPr>
+          <w:b/>
+          <w:bCs/>
+          <w:color w:val="000000"/>
+          <w:lang w:val="en-IN"/>
+        </w:rPr>
+        <w:t>Use of AI Technology:</w:t>
+      </w:r>
+    </w:p>
+    <w:p>
+      <w:pPr>
+        <w:pBdr>
+          <w:top w:val="nil"/>
+          <w:left w:val="nil"/>
+          <w:bottom w:val="nil"/>
+          <w:right w:val="nil"/>
+          <w:between w:val="nil"/>
+        </w:pBdr>
+        <w:spacing w:before="150"/>
+        <w:ind w:left="243" w:right="243"/>
+        <w:jc w:val="both"/>
+        <w:rPr>
+          <w:color w:val="000000"/>
+          <w:lang w:val="en-IN"/>
+        </w:rPr>
+      </w:pPr>
+      <w:r>
+        <w:rPr>
+          <w:color w:val="000000"/>
+          <w:lang w:val="en-IN"/>
+        </w:rPr>
+        <w:t>During the preparation of this work, the authors utilized AI technology (Google Gemini) to assist with structural formatting, proofreading, and the standardization of bibliographic references. After using this tool, the authors reviewed and edited the content as needed and take full responsibility for the accuracy and originality of the publication.</w:t>
+      </w:r>
+    </w:p>
+    <w:p>
+      <w:pPr>
+        <w:pBdr>
+          <w:top w:val="nil"/>
+          <w:left w:val="nil"/>
+          <w:bottom w:val="nil"/>
+          <w:right w:val="nil"/>
+          <w:between w:val="nil"/>
+        </w:pBdr>
+        <w:spacing w:before="150"/>
+        <w:ind w:left="243" w:right="243"/>
+        <w:jc w:val="center"/>
+        <w:rPr>
           <w:color w:val="000000"/>
         </w:rPr>
       </w:pPr>
@@ -17783,7 +17938,6 @@
           <w:smallCaps/>
           <w:color w:val="000000"/>
         </w:rPr>
-        <w:lastRenderedPageBreak/>
         <w:t>References</w:t>
       </w:r>
     </w:p>
@@ -18533,29 +18687,6 @@
       <w:r>
         <w:t>A. Beloglazov and R. Buyya, “Energy efficient resource management in virtualized cloud data centers,” IEEE Transactions on Cloud Computing, vol. 1, no. 1, pp. 14–28, 2013.</w:t>
       </w:r>
-    </w:p>
-    <w:p>
-      <w:pPr>
-        <w:pBdr>
-          <w:top w:val="nil"/>
-          <w:left w:val="nil"/>
-          <w:bottom w:val="nil"/>
-          <w:right w:val="nil"/>
-          <w:between w:val="nil"/>
-        </w:pBdr>
-        <w:tabs>
-          <w:tab w:val="left" w:pos="665"/>
-          <w:tab w:val="left" w:pos="667"/>
-        </w:tabs>
-        <w:spacing w:before="3" w:line="242" w:lineRule="auto"/>
-        <w:ind w:right="257"/>
-        <w:jc w:val="both"/>
-        <w:rPr>
-          <w:color w:val="000000"/>
-          <w:sz w:val="18"/>
-          <w:szCs w:val="18"/>
-        </w:rPr>
-      </w:pPr>
     </w:p>
     <w:p>
       <w:pPr>
@@ -20682,7 +20813,7 @@
   <w:style w:type="paragraph" w:default="1" w:styleId="Normal">
     <w:name w:val="Normal"/>
     <w:qFormat/>
-    <w:rsid w:val="00AA61AC"/>
+    <w:rsid w:val="00C72824"/>
   </w:style>
   <w:style w:type="paragraph" w:styleId="Heading1">
     <w:name w:val="heading 1"/>
@@ -20809,7 +20940,6 @@
   <w:style w:type="character" w:default="1" w:styleId="DefaultParagraphFont">
     <w:name w:val="Default Paragraph Font"/>
     <w:uiPriority w:val="1"/>
-    <w:semiHidden/>
     <w:unhideWhenUsed/>
   </w:style>
   <w:style w:type="table" w:default="1" w:styleId="TableNormal">
